--- a/0077957-85.2025.8.16.0000 AI.docx
+++ b/0077957-85.2025.8.16.0000 AI.docx
@@ -147,14 +147,8 @@
     <w:p>
       <w:pPr>
         <w:ind w:firstLine="0"/>
-        <w:rPr>
-          <w:bCs/>
-        </w:rPr>
-      </w:pPr>
-      <w:r>
-        <w:rPr>
-          <w:bCs/>
-        </w:rPr>
+      </w:pPr>
+      <w:r>
         <w:t>I. CASO EM EXAME</w:t>
       </w:r>
     </w:p>
@@ -304,41 +298,9 @@
     <w:p>
       <w:pPr>
         <w:ind w:firstLine="0"/>
-        <w:rPr>
-          <w:bCs/>
-        </w:rPr>
-      </w:pPr>
-      <w:r>
-        <w:rPr>
-          <w:bCs/>
-        </w:rPr>
-        <w:t>II. QUEST</w:t>
-      </w:r>
-      <w:r>
-        <w:rPr>
-          <w:rFonts w:hint="eastAsia"/>
-          <w:bCs/>
-        </w:rPr>
-        <w:t>Ã</w:t>
-      </w:r>
-      <w:r>
-        <w:rPr>
-          <w:bCs/>
-        </w:rPr>
-        <w:t>O EM DISCUSS</w:t>
-      </w:r>
-      <w:r>
-        <w:rPr>
-          <w:rFonts w:hint="eastAsia"/>
-          <w:bCs/>
-        </w:rPr>
-        <w:t>Ã</w:t>
-      </w:r>
-      <w:r>
-        <w:rPr>
-          <w:bCs/>
-        </w:rPr>
-        <w:t>O</w:t>
+      </w:pPr>
+      <w:r>
+        <w:t>II. QUESTÃO EM DISCUSSÃO</w:t>
       </w:r>
     </w:p>
     <w:p>
@@ -376,28 +338,9 @@
     <w:p>
       <w:pPr>
         <w:ind w:firstLine="0"/>
-        <w:rPr>
-          <w:bCs/>
-        </w:rPr>
-      </w:pPr>
-      <w:r>
-        <w:rPr>
-          <w:bCs/>
-        </w:rPr>
-        <w:t>III. RAZ</w:t>
-      </w:r>
-      <w:r>
-        <w:rPr>
-          <w:rFonts w:hint="eastAsia"/>
-          <w:bCs/>
-        </w:rPr>
-        <w:t>Õ</w:t>
-      </w:r>
-      <w:r>
-        <w:rPr>
-          <w:bCs/>
-        </w:rPr>
-        <w:t>ES DE DECIDIR</w:t>
+      </w:pPr>
+      <w:r>
+        <w:t>III. RAZÕES DE DECIDIR</w:t>
       </w:r>
     </w:p>
     <w:p>
@@ -482,112 +425,63 @@
     <w:p>
       <w:pPr>
         <w:ind w:firstLine="0"/>
-        <w:rPr>
-          <w:bCs/>
-        </w:rPr>
-      </w:pPr>
-      <w:r>
-        <w:rPr>
-          <w:bCs/>
-        </w:rPr>
+      </w:pPr>
+      <w:r>
         <w:t xml:space="preserve">II.II. </w:t>
       </w:r>
       <w:r>
-        <w:rPr>
-          <w:bCs/>
-        </w:rPr>
-        <w:t>inexistindo disputa sobre a posse ou propriedade f</w:t>
-      </w:r>
-      <w:r>
-        <w:rPr>
-          <w:rFonts w:hint="eastAsia"/>
-          <w:bCs/>
-        </w:rPr>
-        <w:t>í</w:t>
-      </w:r>
-      <w:r>
-        <w:rPr>
-          <w:bCs/>
-        </w:rPr>
-        <w:t>sica d</w:t>
-      </w:r>
-      <w:r>
-        <w:rPr>
-          <w:bCs/>
-        </w:rPr>
+        <w:t>I</w:t>
+      </w:r>
+      <w:r>
+        <w:t>nexistindo disputa sobre a posse ou propriedade física d</w:t>
+      </w:r>
+      <w:r>
         <w:t>o</w:t>
       </w:r>
       <w:r>
-        <w:rPr>
-          <w:bCs/>
-        </w:rPr>
-        <w:t xml:space="preserve"> bem, a restri</w:t>
-      </w:r>
-      <w:r>
-        <w:rPr>
-          <w:rFonts w:hint="eastAsia"/>
-          <w:bCs/>
-        </w:rPr>
-        <w:t>çã</w:t>
-      </w:r>
-      <w:r>
-        <w:rPr>
-          <w:bCs/>
-        </w:rPr>
-        <w:t>o de transfer</w:t>
-      </w:r>
-      <w:r>
-        <w:rPr>
-          <w:rFonts w:hint="eastAsia"/>
-          <w:bCs/>
-        </w:rPr>
-        <w:t>ê</w:t>
-      </w:r>
-      <w:r>
-        <w:rPr>
-          <w:bCs/>
-        </w:rPr>
-        <w:t>ncia torna-se medida desproporcional e desnecess</w:t>
-      </w:r>
-      <w:r>
-        <w:rPr>
-          <w:rFonts w:hint="eastAsia"/>
-          <w:bCs/>
-        </w:rPr>
-        <w:t>á</w:t>
-      </w:r>
-      <w:r>
-        <w:rPr>
-          <w:bCs/>
-        </w:rPr>
-        <w:t xml:space="preserve">ria para assegurar o resultado </w:t>
-      </w:r>
-      <w:r>
-        <w:rPr>
-          <w:rFonts w:hint="eastAsia"/>
-          <w:bCs/>
-        </w:rPr>
-        <w:t>ú</w:t>
-      </w:r>
-      <w:r>
-        <w:rPr>
-          <w:bCs/>
-        </w:rPr>
-        <w:t>til do processo.</w:t>
+        <w:t xml:space="preserve"> bem, a restrição de transferência torna-se medida desproporcional e desnecessária para assegurar o resultado útil do processo.</w:t>
       </w:r>
     </w:p>
     <w:p>
       <w:pPr>
         <w:ind w:firstLine="0"/>
-        <w:rPr>
-          <w:bCs/>
-        </w:rPr>
-      </w:pPr>
-      <w:r>
-        <w:rPr>
-          <w:bCs/>
-        </w:rPr>
-        <w:t>IV. SOLU</w:t>
+      </w:pPr>
+      <w:r>
+        <w:t>IV. SOLUÇÃO DO CASO</w:t>
+      </w:r>
+    </w:p>
+    <w:p>
+      <w:pPr>
+        <w:ind w:firstLine="0"/>
+        <w:rPr>
+          <w:bCs/>
+        </w:rPr>
+      </w:pPr>
+      <w:r>
+        <w:rPr>
+          <w:bCs/>
+        </w:rPr>
+        <w:t>Recurso conhecido e provido</w:t>
+      </w:r>
+      <w:r>
+        <w:rPr>
+          <w:bCs/>
+        </w:rPr>
+        <w:t>.</w:t>
+      </w:r>
+    </w:p>
+    <w:p>
+      <w:pPr>
+        <w:ind w:firstLine="0"/>
+        <w:rPr>
+          <w:bCs/>
+        </w:rPr>
+      </w:pPr>
+      <w:r>
+        <w:rPr>
+          <w:bCs/>
+        </w:rPr>
+        <w:t>V. LEGISLA</w:t>
       </w:r>
       <w:r>
         <w:rPr>
@@ -600,7 +494,20 @@
         <w:rPr>
           <w:bCs/>
         </w:rPr>
-        <w:t>O DO CASO</w:t>
+        <w:t>O E JURISPRUD</w:t>
+      </w:r>
+      <w:r>
+        <w:rPr>
+          <w:rFonts w:hint="eastAsia"/>
+          <w:bCs/>
+        </w:rPr>
+        <w:t>Ê</w:t>
+      </w:r>
+      <w:r>
+        <w:rPr>
+          <w:bCs/>
+        </w:rPr>
+        <w:t>NCIA UTILIZADAS</w:t>
       </w:r>
     </w:p>
     <w:p>
@@ -614,13 +521,20 @@
         <w:rPr>
           <w:bCs/>
         </w:rPr>
-        <w:t>Recurso conhecido e provido</w:t>
-      </w:r>
-      <w:r>
-        <w:rPr>
-          <w:bCs/>
-        </w:rPr>
-        <w:t>.</w:t>
+        <w:t>V.I. LEGISLA</w:t>
+      </w:r>
+      <w:r>
+        <w:rPr>
+          <w:rFonts w:hint="eastAsia"/>
+          <w:bCs/>
+        </w:rPr>
+        <w:t>ÇÃ</w:t>
+      </w:r>
+      <w:r>
+        <w:rPr>
+          <w:bCs/>
+        </w:rPr>
+        <w:t>O</w:t>
       </w:r>
     </w:p>
     <w:p>
@@ -634,20 +548,21 @@
         <w:rPr>
           <w:bCs/>
         </w:rPr>
-        <w:t>V. LEGISLA</w:t>
-      </w:r>
-      <w:r>
-        <w:rPr>
-          <w:rFonts w:hint="eastAsia"/>
-          <w:bCs/>
-        </w:rPr>
-        <w:t>ÇÃ</w:t>
-      </w:r>
-      <w:r>
-        <w:rPr>
-          <w:bCs/>
-        </w:rPr>
-        <w:t>O E JURISPRUD</w:t>
+        <w:t>CPC: art. 296; art. 300.</w:t>
+      </w:r>
+    </w:p>
+    <w:p>
+      <w:pPr>
+        <w:ind w:firstLine="0"/>
+        <w:rPr>
+          <w:bCs/>
+        </w:rPr>
+      </w:pPr>
+      <w:r>
+        <w:rPr>
+          <w:bCs/>
+        </w:rPr>
+        <w:t>V.II. JURISPRUD</w:t>
       </w:r>
       <w:r>
         <w:rPr>
@@ -660,7 +575,7 @@
         <w:rPr>
           <w:bCs/>
         </w:rPr>
-        <w:t>NCIA UTILIZADAS</w:t>
+        <w:t>NCIA</w:t>
       </w:r>
     </w:p>
     <w:p>
@@ -674,97 +589,8 @@
         <w:rPr>
           <w:bCs/>
         </w:rPr>
-        <w:t>V.I. LEGISLA</w:t>
-      </w:r>
-      <w:r>
-        <w:rPr>
-          <w:rFonts w:hint="eastAsia"/>
-          <w:bCs/>
-        </w:rPr>
-        <w:t>ÇÃ</w:t>
-      </w:r>
-      <w:r>
-        <w:rPr>
-          <w:bCs/>
-        </w:rPr>
-        <w:t>O</w:t>
-      </w:r>
-    </w:p>
-    <w:p>
-      <w:pPr>
-        <w:ind w:firstLine="0"/>
-        <w:rPr>
-          <w:bCs/>
-        </w:rPr>
-      </w:pPr>
-      <w:r>
-        <w:rPr>
-          <w:bCs/>
-        </w:rPr>
-        <w:t>CPC: art. 296; art. 300.</w:t>
-      </w:r>
-    </w:p>
-    <w:p>
-      <w:pPr>
-        <w:ind w:firstLine="0"/>
-        <w:rPr>
-          <w:bCs/>
-        </w:rPr>
-      </w:pPr>
-      <w:proofErr w:type="spellStart"/>
-      <w:r>
-        <w:rPr>
-          <w:bCs/>
-        </w:rPr>
-        <w:t>V.II</w:t>
-      </w:r>
-      <w:proofErr w:type="spellEnd"/>
-      <w:r>
-        <w:rPr>
-          <w:bCs/>
-        </w:rPr>
-        <w:t>. JURISPRUD</w:t>
-      </w:r>
-      <w:r>
-        <w:rPr>
-          <w:rFonts w:hint="eastAsia"/>
-          <w:bCs/>
-        </w:rPr>
-        <w:t>Ê</w:t>
-      </w:r>
-      <w:r>
-        <w:rPr>
-          <w:bCs/>
-        </w:rPr>
-        <w:t>NCIA</w:t>
-      </w:r>
-    </w:p>
-    <w:p>
-      <w:pPr>
-        <w:ind w:firstLine="0"/>
-        <w:rPr>
-          <w:bCs/>
-        </w:rPr>
-      </w:pPr>
-      <w:proofErr w:type="spellStart"/>
-      <w:r>
-        <w:rPr>
-          <w:bCs/>
-        </w:rPr>
-        <w:t>TJPR</w:t>
-      </w:r>
-      <w:proofErr w:type="spellEnd"/>
-      <w:r>
-        <w:rPr>
-          <w:bCs/>
-        </w:rPr>
-        <w:t>. 19ª Câmara Cível. Relator: Desembargador Substituto Osvaldo Canela Junior. 0118486-83.2024.8.16.0000. Curitiba. Data de julgamento: 30-6-2025</w:t>
-      </w:r>
-      <w:r>
-        <w:rPr>
-          <w:bCs/>
-        </w:rPr>
-        <w:t>.</w:t>
+        <w:lastRenderedPageBreak/>
+        <w:t>TJPR. 19ª Câmara Cível. Relator: Desembargador Substituto Osvaldo Canela Junior. 0118486-83.2024.8.16.0000. Curitiba. Data de julgamento: 30-6-2025.</w:t>
       </w:r>
     </w:p>
     <w:p>
@@ -951,6 +777,7 @@
         <w:contextualSpacing w:val="0"/>
       </w:pPr>
       <w:r>
+        <w:lastRenderedPageBreak/>
         <w:t xml:space="preserve">Cinge-se a controvérsia recursal </w:t>
       </w:r>
       <w:r>
@@ -978,9 +805,163 @@
         <w:pStyle w:val="PargrafodaLista"/>
         <w:ind w:left="0"/>
         <w:contextualSpacing w:val="0"/>
-      </w:pPr>
-      <w:r>
-        <w:t>Pois bem.</w:t>
+        <w:rPr>
+          <w:bCs/>
+        </w:rPr>
+      </w:pPr>
+      <w:r>
+        <w:rPr>
+          <w:bCs/>
+        </w:rPr>
+        <w:t>Quando a tutela de urg</w:t>
+      </w:r>
+      <w:r>
+        <w:rPr>
+          <w:rFonts w:hint="eastAsia"/>
+          <w:bCs/>
+        </w:rPr>
+        <w:t>ê</w:t>
+      </w:r>
+      <w:r>
+        <w:rPr>
+          <w:bCs/>
+        </w:rPr>
+        <w:t>ncia foi originalmente apreciada, a cogni</w:t>
+      </w:r>
+      <w:r>
+        <w:rPr>
+          <w:rFonts w:hint="eastAsia"/>
+          <w:bCs/>
+        </w:rPr>
+        <w:t>çã</w:t>
+      </w:r>
+      <w:r>
+        <w:rPr>
+          <w:bCs/>
+        </w:rPr>
+        <w:t>o sum</w:t>
+      </w:r>
+      <w:r>
+        <w:rPr>
+          <w:rFonts w:hint="eastAsia"/>
+          <w:bCs/>
+        </w:rPr>
+        <w:t>á</w:t>
+      </w:r>
+      <w:r>
+        <w:rPr>
+          <w:bCs/>
+        </w:rPr>
+        <w:t>ria indicava a exist</w:t>
+      </w:r>
+      <w:r>
+        <w:rPr>
+          <w:rFonts w:hint="eastAsia"/>
+          <w:bCs/>
+        </w:rPr>
+        <w:t>ê</w:t>
+      </w:r>
+      <w:r>
+        <w:rPr>
+          <w:bCs/>
+        </w:rPr>
+        <w:t>ncia de um lit</w:t>
+      </w:r>
+      <w:r>
+        <w:rPr>
+          <w:rFonts w:hint="eastAsia"/>
+          <w:bCs/>
+        </w:rPr>
+        <w:t>í</w:t>
+      </w:r>
+      <w:r>
+        <w:rPr>
+          <w:bCs/>
+        </w:rPr>
+        <w:t>gio latente sobre a titularidade e propriedade do ve</w:t>
+      </w:r>
+      <w:r>
+        <w:rPr>
+          <w:rFonts w:hint="eastAsia"/>
+          <w:bCs/>
+        </w:rPr>
+        <w:t>í</w:t>
+      </w:r>
+      <w:r>
+        <w:rPr>
+          <w:bCs/>
+        </w:rPr>
+        <w:t>culo, justificando a cautela</w:t>
+      </w:r>
+      <w:r>
+        <w:rPr>
+          <w:bCs/>
+        </w:rPr>
+        <w:t xml:space="preserve"> </w:t>
+      </w:r>
+      <w:r>
+        <w:rPr>
+          <w:bCs/>
+        </w:rPr>
+        <w:t>em impedir a aliena</w:t>
+      </w:r>
+      <w:r>
+        <w:rPr>
+          <w:rFonts w:hint="eastAsia"/>
+          <w:bCs/>
+        </w:rPr>
+        <w:t>çã</w:t>
+      </w:r>
+      <w:r>
+        <w:rPr>
+          <w:bCs/>
+        </w:rPr>
+        <w:t>o do bem a terceiros para evitar preju</w:t>
+      </w:r>
+      <w:r>
+        <w:rPr>
+          <w:rFonts w:hint="eastAsia"/>
+          <w:bCs/>
+        </w:rPr>
+        <w:t>í</w:t>
+      </w:r>
+      <w:r>
+        <w:rPr>
+          <w:bCs/>
+        </w:rPr>
+        <w:t>zos de dif</w:t>
+      </w:r>
+      <w:r>
+        <w:rPr>
+          <w:rFonts w:hint="eastAsia"/>
+          <w:bCs/>
+        </w:rPr>
+        <w:t>í</w:t>
+      </w:r>
+      <w:r>
+        <w:rPr>
+          <w:bCs/>
+        </w:rPr>
+        <w:t>cil repara</w:t>
+      </w:r>
+      <w:r>
+        <w:rPr>
+          <w:rFonts w:hint="eastAsia"/>
+          <w:bCs/>
+        </w:rPr>
+        <w:t>çã</w:t>
+      </w:r>
+      <w:r>
+        <w:rPr>
+          <w:bCs/>
+        </w:rPr>
+        <w:t>o</w:t>
+      </w:r>
+      <w:r>
+        <w:rPr>
+          <w:bCs/>
+        </w:rPr>
+        <w:t xml:space="preserve"> (evento 16.1 – autos de origem).</w:t>
       </w:r>
     </w:p>
     <w:p>
@@ -996,33 +977,20 @@
         <w:rPr>
           <w:bCs/>
         </w:rPr>
-        <w:t>Quando a tutela de urg</w:t>
-      </w:r>
-      <w:r>
-        <w:rPr>
-          <w:rFonts w:hint="eastAsia"/>
-          <w:bCs/>
-        </w:rPr>
-        <w:t>ê</w:t>
-      </w:r>
-      <w:r>
-        <w:rPr>
-          <w:bCs/>
-        </w:rPr>
-        <w:t>ncia foi originalmente apreciada, a cogni</w:t>
-      </w:r>
-      <w:r>
-        <w:rPr>
-          <w:rFonts w:hint="eastAsia"/>
-          <w:bCs/>
-        </w:rPr>
-        <w:t>çã</w:t>
-      </w:r>
-      <w:r>
-        <w:rPr>
-          <w:bCs/>
-        </w:rPr>
-        <w:t>o sum</w:t>
+        <w:t>Todavia, encerrada a fase postulat</w:t>
+      </w:r>
+      <w:r>
+        <w:rPr>
+          <w:rFonts w:hint="eastAsia"/>
+          <w:bCs/>
+        </w:rPr>
+        <w:t>ó</w:t>
+      </w:r>
+      <w:r>
+        <w:rPr>
+          <w:bCs/>
+        </w:rPr>
+        <w:t>ria, o cen</w:t>
       </w:r>
       <w:r>
         <w:rPr>
@@ -1035,116 +1003,7 @@
         <w:rPr>
           <w:bCs/>
         </w:rPr>
-        <w:t>ria indicava a exist</w:t>
-      </w:r>
-      <w:r>
-        <w:rPr>
-          <w:rFonts w:hint="eastAsia"/>
-          <w:bCs/>
-        </w:rPr>
-        <w:t>ê</w:t>
-      </w:r>
-      <w:r>
-        <w:rPr>
-          <w:bCs/>
-        </w:rPr>
-        <w:t>ncia de um lit</w:t>
-      </w:r>
-      <w:r>
-        <w:rPr>
-          <w:rFonts w:hint="eastAsia"/>
-          <w:bCs/>
-        </w:rPr>
-        <w:t>í</w:t>
-      </w:r>
-      <w:r>
-        <w:rPr>
-          <w:bCs/>
-        </w:rPr>
-        <w:t>gio latente sobre a titularidade e propriedade do ve</w:t>
-      </w:r>
-      <w:r>
-        <w:rPr>
-          <w:rFonts w:hint="eastAsia"/>
-          <w:bCs/>
-        </w:rPr>
-        <w:t>í</w:t>
-      </w:r>
-      <w:r>
-        <w:rPr>
-          <w:bCs/>
-        </w:rPr>
-        <w:t>culo, justificando a cautela</w:t>
-      </w:r>
-      <w:r>
-        <w:rPr>
-          <w:bCs/>
-        </w:rPr>
-        <w:t xml:space="preserve"> </w:t>
-      </w:r>
-      <w:r>
-        <w:rPr>
-          <w:bCs/>
-        </w:rPr>
-        <w:t>em impedir a aliena</w:t>
-      </w:r>
-      <w:r>
-        <w:rPr>
-          <w:rFonts w:hint="eastAsia"/>
-          <w:bCs/>
-        </w:rPr>
-        <w:t>çã</w:t>
-      </w:r>
-      <w:r>
-        <w:rPr>
-          <w:bCs/>
-        </w:rPr>
-        <w:t>o do bem a terceiros para evitar preju</w:t>
-      </w:r>
-      <w:r>
-        <w:rPr>
-          <w:rFonts w:hint="eastAsia"/>
-          <w:bCs/>
-        </w:rPr>
-        <w:t>í</w:t>
-      </w:r>
-      <w:r>
-        <w:rPr>
-          <w:bCs/>
-        </w:rPr>
-        <w:t>zos de dif</w:t>
-      </w:r>
-      <w:r>
-        <w:rPr>
-          <w:rFonts w:hint="eastAsia"/>
-          <w:bCs/>
-        </w:rPr>
-        <w:t>í</w:t>
-      </w:r>
-      <w:r>
-        <w:rPr>
-          <w:bCs/>
-        </w:rPr>
-        <w:t>cil repara</w:t>
-      </w:r>
-      <w:r>
-        <w:rPr>
-          <w:rFonts w:hint="eastAsia"/>
-          <w:bCs/>
-        </w:rPr>
-        <w:t>çã</w:t>
-      </w:r>
-      <w:r>
-        <w:rPr>
-          <w:bCs/>
-        </w:rPr>
-        <w:t>o</w:t>
-      </w:r>
-      <w:r>
-        <w:rPr>
-          <w:bCs/>
-        </w:rPr>
-        <w:t xml:space="preserve"> (evento 16.1 – autos de origem).</w:t>
+        <w:t>rio delineou-se de forma diversa, esvaziando o receio de dano que fundamentava a medida constritiva.</w:t>
       </w:r>
     </w:p>
     <w:p>
@@ -1152,41 +1011,18 @@
         <w:pStyle w:val="PargrafodaLista"/>
         <w:ind w:left="0"/>
         <w:contextualSpacing w:val="0"/>
-        <w:rPr>
-          <w:bCs/>
-        </w:rPr>
-      </w:pPr>
-      <w:r>
-        <w:rPr>
-          <w:bCs/>
-        </w:rPr>
-        <w:t>Todavia, encerrada a fase postulat</w:t>
-      </w:r>
-      <w:r>
-        <w:rPr>
-          <w:rFonts w:hint="eastAsia"/>
-          <w:bCs/>
-        </w:rPr>
-        <w:t>ó</w:t>
-      </w:r>
-      <w:r>
-        <w:rPr>
-          <w:bCs/>
-        </w:rPr>
-        <w:t>ria, o cen</w:t>
-      </w:r>
-      <w:r>
-        <w:rPr>
-          <w:rFonts w:hint="eastAsia"/>
-          <w:bCs/>
-        </w:rPr>
-        <w:t>á</w:t>
-      </w:r>
-      <w:r>
-        <w:rPr>
-          <w:bCs/>
-        </w:rPr>
-        <w:t>rio delineou-se de forma diversa, esvaziando o receio de dano que fundamentava a medida constritiva.</w:t>
+      </w:pPr>
+      <w:r>
+        <w:t>Edgar Oliveira, citado, manteve inerte, sendo decretada sua revelia. O Banco Votorantim S. A., instituição financeira que anotou a alienação fiduciária, limitou sua defesa à arguição da regularidade da operação de crédito</w:t>
+      </w:r>
+      <w:r>
+        <w:t>, decorrente de negócio jurídico bancário válido</w:t>
+      </w:r>
+      <w:r>
+        <w:t xml:space="preserve"> (evento 47.1 – autos de origem)</w:t>
+      </w:r>
+      <w:r>
+        <w:t xml:space="preserve">. </w:t>
       </w:r>
     </w:p>
     <w:p>
@@ -1194,118 +1030,35 @@
         <w:pStyle w:val="PargrafodaLista"/>
         <w:ind w:left="0"/>
         <w:contextualSpacing w:val="0"/>
-        <w:rPr>
-          <w:bCs/>
-        </w:rPr>
-      </w:pPr>
-      <w:r>
-        <w:rPr>
-          <w:bCs/>
-        </w:rPr>
-        <w:t>Edgar Oliveira, citado, manteve inerte, sendo decretada sua revelia. O Banco Votorantim S. A., instituição financeira que anotou a alienação fiduciária, limitou sua defesa à arguição da regularidade da operação de crédito</w:t>
-      </w:r>
-      <w:r>
-        <w:rPr>
-          <w:bCs/>
-        </w:rPr>
-        <w:t>, decorrente de negócio jurídico bancário válido</w:t>
-      </w:r>
-      <w:r>
-        <w:rPr>
-          <w:bCs/>
-        </w:rPr>
-        <w:t xml:space="preserve"> (evento 47.1 – autos de origem)</w:t>
-      </w:r>
-      <w:r>
-        <w:rPr>
-          <w:bCs/>
-        </w:rPr>
-        <w:t xml:space="preserve">. </w:t>
-      </w:r>
-      <w:r>
-        <w:rPr>
-          <w:bCs/>
-        </w:rPr>
+      </w:pPr>
+      <w:r>
         <w:t>Por fim</w:t>
       </w:r>
       <w:r>
-        <w:rPr>
-          <w:bCs/>
-        </w:rPr>
         <w:t xml:space="preserve">, </w:t>
       </w:r>
       <w:r>
-        <w:rPr>
-          <w:bCs/>
-        </w:rPr>
         <w:t xml:space="preserve">embora </w:t>
       </w:r>
       <w:r>
-        <w:rPr>
-          <w:bCs/>
-        </w:rPr>
         <w:t xml:space="preserve">a </w:t>
       </w:r>
       <w:r>
-        <w:rPr>
-          <w:bCs/>
-        </w:rPr>
-        <w:t>HD Com</w:t>
-      </w:r>
-      <w:r>
-        <w:rPr>
-          <w:rFonts w:hint="eastAsia"/>
-          <w:bCs/>
-        </w:rPr>
-        <w:t>é</w:t>
-      </w:r>
-      <w:r>
-        <w:rPr>
-          <w:bCs/>
-        </w:rPr>
-        <w:t>rcio de Ve</w:t>
-      </w:r>
-      <w:r>
-        <w:rPr>
-          <w:rFonts w:hint="eastAsia"/>
-          <w:bCs/>
-        </w:rPr>
-        <w:t>í</w:t>
-      </w:r>
-      <w:r>
-        <w:rPr>
-          <w:bCs/>
-        </w:rPr>
-        <w:t>culos Ltda.</w:t>
-      </w:r>
-      <w:r>
-        <w:rPr>
-          <w:bCs/>
-        </w:rPr>
+        <w:t>HD Comércio de Veículos Ltda.</w:t>
+      </w:r>
+      <w:r>
         <w:t xml:space="preserve"> tenha sustentado que o ve</w:t>
       </w:r>
       <w:r>
-        <w:rPr>
-          <w:bCs/>
-        </w:rPr>
         <w:t xml:space="preserve">ículo era de sua propriedade e que o agravante </w:t>
       </w:r>
       <w:r>
-        <w:rPr>
-          <w:bCs/>
-        </w:rPr>
         <w:t xml:space="preserve">o retomou de maneira indevida, postulou apenas pelo equivalente em dinheiro (evento </w:t>
       </w:r>
       <w:r>
-        <w:rPr>
-          <w:bCs/>
-        </w:rPr>
         <w:t>127.1 – autos de origem).</w:t>
       </w:r>
       <w:r>
-        <w:rPr>
-          <w:bCs/>
-        </w:rPr>
         <w:t xml:space="preserve"> Tal cenário, que modificou o contexto postulatório incialmente cogitado, permite a revisão da medida (CPC, art. 296).</w:t>
       </w:r>
     </w:p>
@@ -1477,6 +1230,7 @@
           <w:sz w:val="20"/>
           <w:szCs w:val="18"/>
         </w:rPr>
+        <w:lastRenderedPageBreak/>
         <w:t>DIREITO PROCESSUAL CIVIL. AGRAVO DE INSTRUMENTO. TUTELA DE URGÊNCIA. CAUTELAR. BLOQUEIO DE ATIVOS. ARRESTO. INDISPONIBILIDADE. JUÍZO CRIMINAL. NECESSIDADE. ADEQUAÇÃO. RESERVA DE VALORES.</w:t>
       </w:r>
       <w:r>
@@ -1567,6 +1321,126 @@
         </w:rPr>
         <w:t xml:space="preserve"> </w:t>
       </w:r>
+      <w:r>
+        <w:rPr>
+          <w:bCs/>
+          <w:sz w:val="20"/>
+          <w:szCs w:val="18"/>
+        </w:rPr>
+        <w:t>III.I. A tutela de urgência de natureza cautelar pode ser efetiva mediante qualquer medida idônea para a asseguração do direito, não estando o julgador adstrito àquelas requeridas pela parte.</w:t>
+      </w:r>
+      <w:r>
+        <w:rPr>
+          <w:bCs/>
+          <w:sz w:val="20"/>
+          <w:szCs w:val="18"/>
+        </w:rPr>
+        <w:t xml:space="preserve"> </w:t>
+      </w:r>
+      <w:r>
+        <w:rPr>
+          <w:b/>
+          <w:sz w:val="20"/>
+          <w:szCs w:val="18"/>
+        </w:rPr>
+        <w:t>III.II. Havendo bloqueio patrimonial em processo criminal, a expedição de ofício, requisitando a reserva de valores, é suficiente e adequada, como medida cautelar, para garantia do resultado útil do processo no âmbito cível.</w:t>
+      </w:r>
+      <w:r>
+        <w:rPr>
+          <w:b/>
+          <w:sz w:val="20"/>
+          <w:szCs w:val="18"/>
+        </w:rPr>
+        <w:t xml:space="preserve"> </w:t>
+      </w:r>
+      <w:r>
+        <w:rPr>
+          <w:bCs/>
+          <w:sz w:val="20"/>
+          <w:szCs w:val="18"/>
+        </w:rPr>
+        <w:t>IV. SOLUÇÃO DO CASO</w:t>
+      </w:r>
+      <w:r>
+        <w:rPr>
+          <w:bCs/>
+          <w:sz w:val="20"/>
+          <w:szCs w:val="18"/>
+        </w:rPr>
+        <w:t xml:space="preserve"> </w:t>
+      </w:r>
+      <w:r>
+        <w:rPr>
+          <w:bCs/>
+          <w:sz w:val="20"/>
+          <w:szCs w:val="18"/>
+        </w:rPr>
+        <w:t>Recurso conhecido e desprovido.</w:t>
+      </w:r>
+      <w:r>
+        <w:rPr>
+          <w:bCs/>
+          <w:sz w:val="20"/>
+          <w:szCs w:val="18"/>
+        </w:rPr>
+        <w:t xml:space="preserve"> </w:t>
+      </w:r>
+      <w:r>
+        <w:rPr>
+          <w:bCs/>
+          <w:sz w:val="20"/>
+          <w:szCs w:val="18"/>
+        </w:rPr>
+        <w:t>V. JURISPRUDÊNCIA E LEGISLAÇÃO UTILIZADAS</w:t>
+      </w:r>
+      <w:r>
+        <w:rPr>
+          <w:bCs/>
+          <w:sz w:val="20"/>
+          <w:szCs w:val="18"/>
+        </w:rPr>
+        <w:t xml:space="preserve"> </w:t>
+      </w:r>
+      <w:r>
+        <w:rPr>
+          <w:bCs/>
+          <w:sz w:val="20"/>
+          <w:szCs w:val="18"/>
+        </w:rPr>
+        <w:t>V.I. Jurisprudência</w:t>
+      </w:r>
+      <w:r>
+        <w:rPr>
+          <w:bCs/>
+          <w:sz w:val="20"/>
+          <w:szCs w:val="18"/>
+        </w:rPr>
+        <w:t xml:space="preserve"> </w:t>
+      </w:r>
+      <w:r>
+        <w:rPr>
+          <w:bCs/>
+          <w:sz w:val="20"/>
+          <w:szCs w:val="18"/>
+        </w:rPr>
+        <w:t>TJPR. 4ª Câmara Cível. Relator: Desembargador Luiz Taro Oyama. 0116129-67.2023.8.16.0000. Santo Antônio da Platina. Data de julgamento: 22-09-2024;</w:t>
+      </w:r>
+      <w:r>
+        <w:rPr>
+          <w:bCs/>
+          <w:sz w:val="20"/>
+          <w:szCs w:val="18"/>
+        </w:rPr>
+        <w:t xml:space="preserve"> </w:t>
+      </w:r>
+      <w:r>
+        <w:rPr>
+          <w:bCs/>
+          <w:sz w:val="20"/>
+          <w:szCs w:val="18"/>
+        </w:rPr>
+        <w:t xml:space="preserve">TJPR. 10ª Câmara Cível. Relator: Desembargador Albino </w:t>
+      </w:r>
       <w:proofErr w:type="spellStart"/>
       <w:r>
         <w:rPr>
@@ -1574,7 +1448,7 @@
           <w:sz w:val="20"/>
           <w:szCs w:val="18"/>
         </w:rPr>
-        <w:t>III.I</w:t>
+        <w:t>Jacomel</w:t>
       </w:r>
       <w:proofErr w:type="spellEnd"/>
       <w:r>
@@ -1583,55 +1457,29 @@
           <w:sz w:val="20"/>
           <w:szCs w:val="18"/>
         </w:rPr>
-        <w:t xml:space="preserve">. A tutela de urgência de natureza cautelar pode ser efetiva mediante qualquer medida idônea para a asseguração do direito, não estando o julgador </w:t>
-      </w:r>
-      <w:proofErr w:type="gramStart"/>
-      <w:r>
-        <w:rPr>
-          <w:bCs/>
-          <w:sz w:val="20"/>
-          <w:szCs w:val="18"/>
-        </w:rPr>
-        <w:t>adstrito</w:t>
-      </w:r>
-      <w:proofErr w:type="gramEnd"/>
-      <w:r>
-        <w:rPr>
-          <w:bCs/>
-          <w:sz w:val="20"/>
-          <w:szCs w:val="18"/>
-        </w:rPr>
-        <w:t xml:space="preserve"> àquelas requeridas pela parte.</w:t>
-      </w:r>
-      <w:r>
-        <w:rPr>
-          <w:bCs/>
-          <w:sz w:val="20"/>
-          <w:szCs w:val="18"/>
-        </w:rPr>
         <w:t xml:space="preserve"> </w:t>
       </w:r>
       <w:proofErr w:type="spellStart"/>
       <w:r>
         <w:rPr>
-          <w:b/>
-          <w:sz w:val="20"/>
-          <w:szCs w:val="18"/>
-        </w:rPr>
-        <w:t>III.II</w:t>
+          <w:bCs/>
+          <w:sz w:val="20"/>
+          <w:szCs w:val="18"/>
+        </w:rPr>
+        <w:t>Guerios</w:t>
       </w:r>
       <w:proofErr w:type="spellEnd"/>
       <w:r>
         <w:rPr>
-          <w:b/>
-          <w:sz w:val="20"/>
-          <w:szCs w:val="18"/>
-        </w:rPr>
-        <w:t>. Havendo bloqueio patrimonial em processo criminal, a expedição de ofício, requisitando a reserva de valores, é suficiente e adequada, como medida cautelar, para garantia do resultado útil do processo no âmbito cível.</w:t>
-      </w:r>
-      <w:r>
-        <w:rPr>
-          <w:b/>
+          <w:bCs/>
+          <w:sz w:val="20"/>
+          <w:szCs w:val="18"/>
+        </w:rPr>
+        <w:t>. 0023558-14.2022.8.16.0000. Guarapuava. Data de julgamento: 27-11-2023;</w:t>
+      </w:r>
+      <w:r>
+        <w:rPr>
+          <w:bCs/>
           <w:sz w:val="20"/>
           <w:szCs w:val="18"/>
         </w:rPr>
@@ -1643,7 +1491,25 @@
           <w:sz w:val="20"/>
           <w:szCs w:val="18"/>
         </w:rPr>
-        <w:t>IV. SOLUÇÃO DO CASO</w:t>
+        <w:t xml:space="preserve">TJPR. 9ª Câmara Cível. Relator: Desembargador Luis Sergio </w:t>
+      </w:r>
+      <w:proofErr w:type="spellStart"/>
+      <w:r>
+        <w:rPr>
+          <w:bCs/>
+          <w:sz w:val="20"/>
+          <w:szCs w:val="18"/>
+        </w:rPr>
+        <w:t>Sweich</w:t>
+      </w:r>
+      <w:proofErr w:type="spellEnd"/>
+      <w:r>
+        <w:rPr>
+          <w:bCs/>
+          <w:sz w:val="20"/>
+          <w:szCs w:val="18"/>
+        </w:rPr>
+        <w:t>. 0075351-21.2024.8.16.0000. Curitiba. Data de Julgamento: 30-01-2025;</w:t>
       </w:r>
       <w:r>
         <w:rPr>
@@ -1659,7 +1525,7 @@
           <w:sz w:val="20"/>
           <w:szCs w:val="18"/>
         </w:rPr>
-        <w:t>Recurso conhecido e desprovido.</w:t>
+        <w:t>TJPR. 8ª Câmara Cível. Relator: Desembargador Luciano Carrasco Falavinha Souza. 0038275-60.2024.8.16.0000. Curitiba. Data de julgamento: 07-10-2024.</w:t>
       </w:r>
       <w:r>
         <w:rPr>
@@ -1675,7 +1541,7 @@
           <w:sz w:val="20"/>
           <w:szCs w:val="18"/>
         </w:rPr>
-        <w:t>V. JURISPRUDÊNCIA E LEGISLAÇÃO UTILIZADAS</w:t>
+        <w:t>V.II. Legislação</w:t>
       </w:r>
       <w:r>
         <w:rPr>
@@ -1691,7 +1557,7 @@
           <w:sz w:val="20"/>
           <w:szCs w:val="18"/>
         </w:rPr>
-        <w:t>V.I. Jurisprudência</w:t>
+        <w:t>LINDB: art. 20, parágrafo único.</w:t>
       </w:r>
       <w:r>
         <w:rPr>
@@ -1701,23 +1567,13 @@
         </w:rPr>
         <w:t xml:space="preserve"> </w:t>
       </w:r>
-      <w:proofErr w:type="spellStart"/>
-      <w:r>
-        <w:rPr>
-          <w:bCs/>
-          <w:sz w:val="20"/>
-          <w:szCs w:val="18"/>
-        </w:rPr>
-        <w:t>TJPR</w:t>
-      </w:r>
-      <w:proofErr w:type="spellEnd"/>
-      <w:r>
-        <w:rPr>
-          <w:bCs/>
-          <w:sz w:val="20"/>
-          <w:szCs w:val="18"/>
-        </w:rPr>
-        <w:t>. 4ª Câmara Cível. Relator: Desembargador Luiz Taro Oyama. 0116129-67.2023.8.16.0000. Santo Antônio da Platina. Data de julgamento: 22-09-2024;</w:t>
+      <w:r>
+        <w:rPr>
+          <w:bCs/>
+          <w:sz w:val="20"/>
+          <w:szCs w:val="18"/>
+        </w:rPr>
+        <w:t>Código de Processo Civil: art. 300; art. 301.</w:t>
       </w:r>
       <w:r>
         <w:rPr>
@@ -1727,242 +1583,14 @@
         </w:rPr>
         <w:t xml:space="preserve"> </w:t>
       </w:r>
-      <w:proofErr w:type="spellStart"/>
-      <w:r>
-        <w:rPr>
-          <w:bCs/>
-          <w:sz w:val="20"/>
-          <w:szCs w:val="18"/>
-        </w:rPr>
-        <w:t>TJPR</w:t>
-      </w:r>
-      <w:proofErr w:type="spellEnd"/>
-      <w:r>
-        <w:rPr>
-          <w:bCs/>
-          <w:sz w:val="20"/>
-          <w:szCs w:val="18"/>
-        </w:rPr>
-        <w:t xml:space="preserve">. 10ª Câmara Cível. Relator: Desembargador Albino </w:t>
-      </w:r>
-      <w:proofErr w:type="spellStart"/>
-      <w:r>
-        <w:rPr>
-          <w:bCs/>
-          <w:sz w:val="20"/>
-          <w:szCs w:val="18"/>
-        </w:rPr>
-        <w:t>Jacomel</w:t>
-      </w:r>
-      <w:proofErr w:type="spellEnd"/>
-      <w:r>
-        <w:rPr>
-          <w:bCs/>
-          <w:sz w:val="20"/>
-          <w:szCs w:val="18"/>
-        </w:rPr>
-        <w:t xml:space="preserve"> </w:t>
-      </w:r>
-      <w:proofErr w:type="spellStart"/>
-      <w:r>
-        <w:rPr>
-          <w:bCs/>
-          <w:sz w:val="20"/>
-          <w:szCs w:val="18"/>
-        </w:rPr>
-        <w:t>Guerios</w:t>
-      </w:r>
-      <w:proofErr w:type="spellEnd"/>
-      <w:r>
-        <w:rPr>
-          <w:bCs/>
-          <w:sz w:val="20"/>
-          <w:szCs w:val="18"/>
-        </w:rPr>
-        <w:t>. 0023558-14.2022.8.16.0000. Guarapuava. Data de julgamento: 27-11-2023;</w:t>
-      </w:r>
-      <w:r>
-        <w:rPr>
-          <w:bCs/>
-          <w:sz w:val="20"/>
-          <w:szCs w:val="18"/>
-        </w:rPr>
-        <w:t xml:space="preserve"> </w:t>
-      </w:r>
-      <w:proofErr w:type="spellStart"/>
-      <w:r>
-        <w:rPr>
-          <w:bCs/>
-          <w:sz w:val="20"/>
-          <w:szCs w:val="18"/>
-        </w:rPr>
-        <w:t>TJPR</w:t>
-      </w:r>
-      <w:proofErr w:type="spellEnd"/>
-      <w:r>
-        <w:rPr>
-          <w:bCs/>
-          <w:sz w:val="20"/>
-          <w:szCs w:val="18"/>
-        </w:rPr>
-        <w:t xml:space="preserve">. 9ª Câmara Cível. Relator: Desembargador </w:t>
-      </w:r>
-      <w:proofErr w:type="spellStart"/>
-      <w:r>
-        <w:rPr>
-          <w:bCs/>
-          <w:sz w:val="20"/>
-          <w:szCs w:val="18"/>
-        </w:rPr>
-        <w:t>Luis</w:t>
-      </w:r>
-      <w:proofErr w:type="spellEnd"/>
-      <w:r>
-        <w:rPr>
-          <w:bCs/>
-          <w:sz w:val="20"/>
-          <w:szCs w:val="18"/>
-        </w:rPr>
-        <w:t xml:space="preserve"> Sergio </w:t>
-      </w:r>
-      <w:proofErr w:type="spellStart"/>
-      <w:r>
-        <w:rPr>
-          <w:bCs/>
-          <w:sz w:val="20"/>
-          <w:szCs w:val="18"/>
-        </w:rPr>
-        <w:t>Sweich</w:t>
-      </w:r>
-      <w:proofErr w:type="spellEnd"/>
-      <w:r>
-        <w:rPr>
-          <w:bCs/>
-          <w:sz w:val="20"/>
-          <w:szCs w:val="18"/>
-        </w:rPr>
-        <w:t>. 0075351-21.2024.8.16.0000. Curitiba. Data de Julgamento: 30-01-2025;</w:t>
-      </w:r>
-      <w:r>
-        <w:rPr>
-          <w:bCs/>
-          <w:sz w:val="20"/>
-          <w:szCs w:val="18"/>
-        </w:rPr>
-        <w:t xml:space="preserve"> </w:t>
-      </w:r>
-      <w:proofErr w:type="spellStart"/>
-      <w:r>
-        <w:rPr>
-          <w:bCs/>
-          <w:sz w:val="20"/>
-          <w:szCs w:val="18"/>
-        </w:rPr>
-        <w:t>TJPR</w:t>
-      </w:r>
-      <w:proofErr w:type="spellEnd"/>
-      <w:r>
-        <w:rPr>
-          <w:bCs/>
-          <w:sz w:val="20"/>
-          <w:szCs w:val="18"/>
-        </w:rPr>
-        <w:t>. 8ª Câmara Cível. Relator: Desembargador Luciano Carrasco Falavinha Souza. 0038275-60.2024.8.16.0000. Curitiba. Data de julgamento: 07-10-2024.</w:t>
-      </w:r>
-      <w:r>
-        <w:rPr>
-          <w:bCs/>
-          <w:sz w:val="20"/>
-          <w:szCs w:val="18"/>
-        </w:rPr>
-        <w:t xml:space="preserve"> </w:t>
-      </w:r>
-      <w:proofErr w:type="spellStart"/>
-      <w:r>
-        <w:rPr>
-          <w:bCs/>
-          <w:sz w:val="20"/>
-          <w:szCs w:val="18"/>
-        </w:rPr>
-        <w:t>V.II</w:t>
-      </w:r>
-      <w:proofErr w:type="spellEnd"/>
-      <w:r>
-        <w:rPr>
-          <w:bCs/>
-          <w:sz w:val="20"/>
-          <w:szCs w:val="18"/>
-        </w:rPr>
-        <w:t>. Legislação</w:t>
-      </w:r>
-      <w:r>
-        <w:rPr>
-          <w:bCs/>
-          <w:sz w:val="20"/>
-          <w:szCs w:val="18"/>
-        </w:rPr>
-        <w:t xml:space="preserve"> </w:t>
-      </w:r>
-      <w:proofErr w:type="spellStart"/>
-      <w:r>
-        <w:rPr>
-          <w:bCs/>
-          <w:sz w:val="20"/>
-          <w:szCs w:val="18"/>
-        </w:rPr>
-        <w:t>LINDB</w:t>
-      </w:r>
-      <w:proofErr w:type="spellEnd"/>
-      <w:r>
-        <w:rPr>
-          <w:bCs/>
-          <w:sz w:val="20"/>
-          <w:szCs w:val="18"/>
-        </w:rPr>
-        <w:t>: art. 20, parágrafo único.</w:t>
-      </w:r>
-      <w:r>
-        <w:rPr>
-          <w:bCs/>
-          <w:sz w:val="20"/>
-          <w:szCs w:val="18"/>
-        </w:rPr>
-        <w:t xml:space="preserve"> </w:t>
-      </w:r>
-      <w:r>
-        <w:rPr>
-          <w:bCs/>
-          <w:sz w:val="20"/>
-          <w:szCs w:val="18"/>
-        </w:rPr>
-        <w:t>Código de Processo Civil: art. 300; art. 301.</w:t>
-      </w:r>
-      <w:r>
-        <w:rPr>
-          <w:bCs/>
-          <w:sz w:val="20"/>
-          <w:szCs w:val="18"/>
-        </w:rPr>
-        <w:t xml:space="preserve"> </w:t>
-      </w:r>
-      <w:r>
-        <w:rPr>
-          <w:bCs/>
-          <w:sz w:val="20"/>
-          <w:szCs w:val="18"/>
-        </w:rPr>
-        <w:t>(</w:t>
-      </w:r>
-      <w:proofErr w:type="spellStart"/>
-      <w:r>
-        <w:rPr>
-          <w:bCs/>
-          <w:sz w:val="20"/>
-          <w:szCs w:val="18"/>
-        </w:rPr>
-        <w:t>TJPR</w:t>
-      </w:r>
-      <w:proofErr w:type="spellEnd"/>
+      <w:r>
+        <w:rPr>
+          <w:bCs/>
+          <w:sz w:val="20"/>
+          <w:szCs w:val="18"/>
+        </w:rPr>
+        <w:t>(TJPR</w:t>
+      </w:r>
       <w:r>
         <w:rPr>
           <w:bCs/>
@@ -2271,6 +1899,7 @@
         <w:rPr>
           <w:bCs/>
         </w:rPr>
+        <w:lastRenderedPageBreak/>
         <w:t>Portanto, imp</w:t>
       </w:r>
       <w:r>
@@ -2341,9 +1970,6 @@
         <w:pStyle w:val="PargrafodaLista"/>
         <w:ind w:left="0"/>
         <w:contextualSpacing w:val="0"/>
-        <w:rPr>
-          <w:bCs/>
-        </w:rPr>
       </w:pPr>
       <w:r>
         <w:rPr>
@@ -2352,9 +1978,6 @@
         <w:t xml:space="preserve">II.III – </w:t>
       </w:r>
       <w:r>
-        <w:rPr>
-          <w:bCs/>
-        </w:rPr>
         <w:t>DA CONCLUSÃO</w:t>
       </w:r>
     </w:p>
@@ -2365,22 +1988,19 @@
         <w:contextualSpacing w:val="0"/>
       </w:pPr>
       <w:r>
-        <w:rPr>
-          <w:bCs/>
-        </w:rPr>
-        <w:t>Pela conjugação das premissas deduzida</w:t>
-      </w:r>
-      <w:r>
-        <w:t>s, a conclusão a ser adota</w:t>
+        <w:t>Pela conjugação das premissas deduzidas, a conclusão a ser adota</w:t>
       </w:r>
       <w:r>
         <w:t>da</w:t>
       </w:r>
       <w:r>
-        <w:t xml:space="preserve"> consiste</w:t>
-      </w:r>
-      <w:r>
-        <w:t xml:space="preserve"> em conhecer e dar provimento ao recurso.</w:t>
+        <w:t xml:space="preserve"> consiste </w:t>
+      </w:r>
+      <w:r>
+        <w:t>em conhecer e dar provimento ao recurso</w:t>
+      </w:r>
+      <w:r>
+        <w:t>.</w:t>
       </w:r>
     </w:p>
     <w:p>
@@ -2947,6 +2567,7 @@
   <w:style w:type="character" w:default="1" w:styleId="Fontepargpadro">
     <w:name w:val="Default Paragraph Font"/>
     <w:uiPriority w:val="1"/>
+    <w:semiHidden/>
     <w:unhideWhenUsed/>
   </w:style>
   <w:style w:type="table" w:default="1" w:styleId="Tabelanormal">
@@ -3316,6 +2937,15 @@
 </file>
 
 <file path=customXml/item1.xml><?xml version="1.0" encoding="utf-8"?>
+<?mso-contentType ?>
+<FormTemplates xmlns="http://schemas.microsoft.com/sharepoint/v3/contenttype/forms">
+  <Display>DocumentLibraryForm</Display>
+  <Edit>DocumentLibraryForm</Edit>
+  <New>DocumentLibraryForm</New>
+</FormTemplates>
+</file>
+
+<file path=customXml/item2.xml><?xml version="1.0" encoding="utf-8"?>
 <ct:contentTypeSchema xmlns:ct="http://schemas.microsoft.com/office/2006/metadata/contentType" xmlns:ma="http://schemas.microsoft.com/office/2006/metadata/properties/metaAttributes" ct:_="" ma:_="" ma:contentTypeName="Documento" ma:contentTypeID="0x010100047196AB5BBE5E429A3A4541B64F6B06" ma:contentTypeVersion="11" ma:contentTypeDescription="Crie um novo documento." ma:contentTypeScope="" ma:versionID="f9b77c0a9ca16248db2a354a9324d574">
   <xsd:schema xmlns:xsd="http://www.w3.org/2001/XMLSchema" xmlns:xs="http://www.w3.org/2001/XMLSchema" xmlns:p="http://schemas.microsoft.com/office/2006/metadata/properties" xmlns:ns2="c04bd5eb-5da3-4c78-b159-2bc8443a6345" xmlns:ns3="0b1c8c71-5c14-46ef-9c85-f6af5a95de9b" targetNamespace="http://schemas.microsoft.com/office/2006/metadata/properties" ma:root="true" ma:fieldsID="f83b46afa82d5de6e7294c7773150add" ns2:_="" ns3:_="">
     <xsd:import namespace="c04bd5eb-5da3-4c78-b159-2bc8443a6345"/>
@@ -3510,15 +3140,6 @@
 </ct:contentTypeSchema>
 </file>
 
-<file path=customXml/item2.xml><?xml version="1.0" encoding="utf-8"?>
-<?mso-contentType ?>
-<FormTemplates xmlns="http://schemas.microsoft.com/sharepoint/v3/contenttype/forms">
-  <Display>DocumentLibraryForm</Display>
-  <Edit>DocumentLibraryForm</Edit>
-  <New>DocumentLibraryForm</New>
-</FormTemplates>
-</file>
-
 <file path=customXml/item3.xml><?xml version="1.0" encoding="utf-8"?>
 <p:properties xmlns:p="http://schemas.microsoft.com/office/2006/metadata/properties" xmlns:xsi="http://www.w3.org/2001/XMLSchema-instance" xmlns:pc="http://schemas.microsoft.com/office/infopath/2007/PartnerControls">
   <documentManagement>
@@ -3531,6 +3152,14 @@
 </file>
 
 <file path=customXml/itemProps1.xml><?xml version="1.0" encoding="utf-8"?>
+<ds:datastoreItem xmlns:ds="http://schemas.openxmlformats.org/officeDocument/2006/customXml" ds:itemID="{1D75B026-B2AE-42DC-8951-55F2071FA656}">
+  <ds:schemaRefs>
+    <ds:schemaRef ds:uri="http://schemas.microsoft.com/sharepoint/v3/contenttype/forms"/>
+  </ds:schemaRefs>
+</ds:datastoreItem>
+</file>
+
+<file path=customXml/itemProps2.xml><?xml version="1.0" encoding="utf-8"?>
 <ds:datastoreItem xmlns:ds="http://schemas.openxmlformats.org/officeDocument/2006/customXml" ds:itemID="{1511FE1A-DF0B-4563-82F9-A54BBF30FCCC}">
   <ds:schemaRefs>
     <ds:schemaRef ds:uri="http://schemas.microsoft.com/office/2006/metadata/contentType"/>
@@ -3539,21 +3168,6 @@
     <ds:schemaRef ds:uri="http://www.w3.org/2001/XMLSchema"/>
     <ds:schemaRef ds:uri="c04bd5eb-5da3-4c78-b159-2bc8443a6345"/>
     <ds:schemaRef ds:uri="0b1c8c71-5c14-46ef-9c85-f6af5a95de9b"/>
-    <ds:schemaRef ds:uri="http://schemas.microsoft.com/office/2006/metadata/properties"/>
-    <ds:schemaRef ds:uri="http://schemas.microsoft.com/office/2006/documentManagement/types"/>
-    <ds:schemaRef ds:uri="http://schemas.microsoft.com/office/infopath/2007/PartnerControls"/>
-    <ds:schemaRef ds:uri="http://schemas.openxmlformats.org/package/2006/metadata/core-properties"/>
-    <ds:schemaRef ds:uri="http://purl.org/dc/elements/1.1/"/>
-    <ds:schemaRef ds:uri="http://purl.org/dc/terms/"/>
-    <ds:schemaRef ds:uri="http://schemas.microsoft.com/internal/obd"/>
-  </ds:schemaRefs>
-</ds:datastoreItem>
-</file>
-
-<file path=customXml/itemProps2.xml><?xml version="1.0" encoding="utf-8"?>
-<ds:datastoreItem xmlns:ds="http://schemas.openxmlformats.org/officeDocument/2006/customXml" ds:itemID="{1D75B026-B2AE-42DC-8951-55F2071FA656}">
-  <ds:schemaRefs>
-    <ds:schemaRef ds:uri="http://schemas.microsoft.com/sharepoint/v3/contenttype/forms"/>
   </ds:schemaRefs>
 </ds:datastoreItem>
 </file>
